--- a/Words/Collocations.docx
+++ b/Words/Collocations.docx
@@ -5,24 +5,57 @@
     <w:p>
       <w:pPr>
         <w:rPr>
-          <w:rFonts w:hint="eastAsia"/>
+          <w:rFonts w:ascii="Times New Roman" w:hAnsi="Times New Roman" w:cs="Times New Roman"/>
+          <w:sz w:val="24"/>
         </w:rPr>
       </w:pPr>
       <w:r>
         <w:rPr>
-          <w:rFonts w:hint="eastAsia"/>
+          <w:rFonts w:ascii="Times New Roman" w:hAnsi="Times New Roman" w:cs="Times New Roman"/>
+          <w:sz w:val="24"/>
         </w:rPr>
         <w:t>build familarity</w:t>
       </w:r>
     </w:p>
     <w:p>
+      <w:pPr>
+        <w:rPr>
+          <w:rFonts w:ascii="Times New Roman" w:hAnsi="Times New Roman" w:cs="Times New Roman"/>
+          <w:sz w:val="24"/>
+        </w:rPr>
+      </w:pPr>
       <w:r>
         <w:rPr>
-          <w:rFonts w:hint="eastAsia"/>
+          <w:rFonts w:ascii="Times New Roman" w:hAnsi="Times New Roman" w:cs="Times New Roman"/>
+          <w:sz w:val="24"/>
         </w:rPr>
         <w:t>develop techniques</w:t>
       </w:r>
+    </w:p>
+    <w:p>
+      <w:pPr>
+        <w:rPr>
+          <w:rFonts w:ascii="Times New Roman" w:hAnsi="Times New Roman" w:cs="Times New Roman"/>
+          <w:sz w:val="24"/>
+        </w:rPr>
+      </w:pPr>
       <w:bookmarkStart w:id="0" w:name="_GoBack"/>
+      <w:r>
+        <w:rPr>
+          <w:rFonts w:ascii="Times New Roman" w:hAnsi="Times New Roman" w:cs="Times New Roman"/>
+          <w:b/>
+          <w:sz w:val="24"/>
+        </w:rPr>
+        <w:t>refrsher course</w:t>
+      </w:r>
+      <w:r>
+        <w:rPr>
+          <w:rFonts w:ascii="Times New Roman" w:hAnsi="Times New Roman" w:cs="Times New Roman" w:hint="eastAsia"/>
+          <w:sz w:val="24"/>
+        </w:rPr>
+        <w:br/>
+        <w:t>[n.] a short period of training to imporve your skills or to teach you about new ideas and developments about your job.</w:t>
+      </w:r>
       <w:bookmarkEnd w:id="0"/>
     </w:p>
     <w:sectPr>

--- a/Words/Collocations.docx
+++ b/Words/Collocations.docx
@@ -6,12 +6,14 @@
       <w:pPr>
         <w:rPr>
           <w:rFonts w:ascii="Times New Roman" w:hAnsi="Times New Roman" w:cs="Times New Roman"/>
+          <w:b/>
           <w:sz w:val="24"/>
         </w:rPr>
       </w:pPr>
       <w:r>
         <w:rPr>
           <w:rFonts w:ascii="Times New Roman" w:hAnsi="Times New Roman" w:cs="Times New Roman"/>
+          <w:b/>
           <w:sz w:val="24"/>
         </w:rPr>
         <w:t>build familarity</w:t>
@@ -21,12 +23,14 @@
       <w:pPr>
         <w:rPr>
           <w:rFonts w:ascii="Times New Roman" w:hAnsi="Times New Roman" w:cs="Times New Roman"/>
+          <w:b/>
           <w:sz w:val="24"/>
         </w:rPr>
       </w:pPr>
       <w:r>
         <w:rPr>
           <w:rFonts w:ascii="Times New Roman" w:hAnsi="Times New Roman" w:cs="Times New Roman"/>
+          <w:b/>
           <w:sz w:val="24"/>
         </w:rPr>
         <w:t>develop techniques</w:t>
@@ -35,11 +39,10 @@
     <w:p>
       <w:pPr>
         <w:rPr>
-          <w:rFonts w:ascii="Times New Roman" w:hAnsi="Times New Roman" w:cs="Times New Roman"/>
+          <w:rFonts w:ascii="Times New Roman" w:hAnsi="Times New Roman" w:cs="Times New Roman" w:hint="eastAsia"/>
           <w:sz w:val="24"/>
         </w:rPr>
       </w:pPr>
-      <w:bookmarkStart w:id="0" w:name="_GoBack"/>
       <w:r>
         <w:rPr>
           <w:rFonts w:ascii="Times New Roman" w:hAnsi="Times New Roman" w:cs="Times New Roman"/>
@@ -56,7 +59,49 @@
         <w:br/>
         <w:t>[n.] a short period of training to imporve your skills or to teach you about new ideas and developments about your job.</w:t>
       </w:r>
+    </w:p>
+    <w:p>
+      <w:pPr>
+        <w:rPr>
+          <w:rFonts w:ascii="Times New Roman" w:hAnsi="Times New Roman" w:cs="Times New Roman"/>
+          <w:b/>
+          <w:sz w:val="24"/>
+        </w:rPr>
+      </w:pPr>
+      <w:r>
+        <w:rPr>
+          <w:rFonts w:ascii="Times New Roman" w:hAnsi="Times New Roman" w:cs="Times New Roman" w:hint="eastAsia"/>
+          <w:b/>
+          <w:sz w:val="24"/>
+        </w:rPr>
+        <w:t>enlarge</w:t>
+      </w:r>
+      <w:r>
+        <w:rPr>
+          <w:rFonts w:ascii="Times New Roman" w:hAnsi="Times New Roman" w:cs="Times New Roman" w:hint="eastAsia"/>
+          <w:b/>
+          <w:sz w:val="24"/>
+        </w:rPr>
+        <w:t>/</w:t>
+      </w:r>
+      <w:bookmarkStart w:id="0" w:name="_GoBack"/>
       <w:bookmarkEnd w:id="0"/>
+      <w:r>
+        <w:rPr>
+          <w:rFonts w:ascii="Times New Roman" w:hAnsi="Times New Roman" w:cs="Times New Roman" w:hint="eastAsia"/>
+          <w:b/>
+          <w:sz w:val="24"/>
+        </w:rPr>
+        <w:t>enrich</w:t>
+      </w:r>
+      <w:r>
+        <w:rPr>
+          <w:rFonts w:ascii="Times New Roman" w:hAnsi="Times New Roman" w:cs="Times New Roman" w:hint="eastAsia"/>
+          <w:b/>
+          <w:sz w:val="24"/>
+        </w:rPr>
+        <w:t xml:space="preserve"> vocabulary.</w:t>
+      </w:r>
     </w:p>
     <w:sectPr>
       <w:pgSz w:w="12240" w:h="15840"/>
